--- a/Entrega N1 Proyecto Estructura de Datos y Algoritmos II.docx
+++ b/Entrega N1 Proyecto Estructura de Datos y Algoritmos II.docx
@@ -131,6 +131,7 @@
           <w:rFonts w:ascii="Times New Roman" w:hAnsi="Times New Roman" w:cs="Times New Roman"/>
           <w:b/>
           <w:bCs/>
+          <w:noProof/>
         </w:rPr>
         <w:drawing>
           <wp:inline distT="0" distB="0" distL="0" distR="0" wp14:anchorId="3ED5755A" wp14:editId="7232F9DE">
@@ -194,7 +195,6 @@
         </w:rPr>
         <w:t xml:space="preserve">GET </w:t>
       </w:r>
-      <w:proofErr w:type="spellStart"/>
       <w:r>
         <w:rPr>
           <w:rFonts w:ascii="Times New Roman" w:hAnsi="Times New Roman" w:cs="Times New Roman"/>
@@ -202,7 +202,6 @@
         </w:rPr>
         <w:t>Tareas</w:t>
       </w:r>
-      <w:proofErr w:type="spellEnd"/>
     </w:p>
     <w:p>
       <w:pPr>
@@ -214,6 +213,7 @@
       <w:r>
         <w:rPr>
           <w:rFonts w:ascii="Times New Roman" w:hAnsi="Times New Roman" w:cs="Times New Roman"/>
+          <w:noProof/>
           <w:lang w:val="en-US"/>
         </w:rPr>
         <w:drawing>
@@ -274,44 +274,20 @@
           <w:rFonts w:ascii="Times New Roman" w:hAnsi="Times New Roman" w:cs="Times New Roman"/>
           <w:lang w:val="en-US"/>
         </w:rPr>
-        <w:t xml:space="preserve">Tarea </w:t>
-      </w:r>
-      <w:proofErr w:type="spellStart"/>
-      <w:r>
+        <w:t>Tarea por titulo</w:t>
+      </w:r>
+    </w:p>
+    <w:p>
+      <w:pPr>
         <w:rPr>
           <w:rFonts w:ascii="Times New Roman" w:hAnsi="Times New Roman" w:cs="Times New Roman"/>
           <w:lang w:val="en-US"/>
         </w:rPr>
-        <w:t>por</w:t>
-      </w:r>
-      <w:proofErr w:type="spellEnd"/>
-      <w:r>
-        <w:rPr>
-          <w:rFonts w:ascii="Times New Roman" w:hAnsi="Times New Roman" w:cs="Times New Roman"/>
-          <w:lang w:val="en-US"/>
-        </w:rPr>
-        <w:t xml:space="preserve"> </w:t>
-      </w:r>
-      <w:proofErr w:type="spellStart"/>
-      <w:r>
-        <w:rPr>
-          <w:rFonts w:ascii="Times New Roman" w:hAnsi="Times New Roman" w:cs="Times New Roman"/>
-          <w:lang w:val="en-US"/>
-        </w:rPr>
-        <w:t>titulo</w:t>
-      </w:r>
-      <w:proofErr w:type="spellEnd"/>
-    </w:p>
-    <w:p>
-      <w:pPr>
-        <w:rPr>
-          <w:rFonts w:ascii="Times New Roman" w:hAnsi="Times New Roman" w:cs="Times New Roman"/>
-          <w:lang w:val="en-US"/>
-        </w:rPr>
-      </w:pPr>
-      <w:r>
-        <w:rPr>
-          <w:rFonts w:ascii="Times New Roman" w:hAnsi="Times New Roman" w:cs="Times New Roman"/>
+      </w:pPr>
+      <w:r>
+        <w:rPr>
+          <w:rFonts w:ascii="Times New Roman" w:hAnsi="Times New Roman" w:cs="Times New Roman"/>
+          <w:noProof/>
           <w:lang w:val="en-US"/>
         </w:rPr>
         <w:lastRenderedPageBreak/>
@@ -364,38 +340,25 @@
           <w:b/>
           <w:bCs/>
         </w:rPr>
-        <w:t>PUT</w:t>
-      </w:r>
-      <w:r>
-        <w:rPr>
-          <w:rFonts w:ascii="Times New Roman" w:hAnsi="Times New Roman" w:cs="Times New Roman"/>
-          <w:b/>
-          <w:bCs/>
-        </w:rPr>
-        <w:t xml:space="preserve"> </w:t>
-      </w:r>
-      <w:r>
-        <w:rPr>
-          <w:rFonts w:ascii="Times New Roman" w:hAnsi="Times New Roman" w:cs="Times New Roman"/>
-        </w:rPr>
-        <w:t>Tarea</w:t>
-      </w:r>
-      <w:r>
-        <w:rPr>
-          <w:rFonts w:ascii="Times New Roman" w:hAnsi="Times New Roman" w:cs="Times New Roman"/>
-        </w:rPr>
-        <w:t xml:space="preserve"> por titulo</w:t>
-      </w:r>
-    </w:p>
-    <w:p>
-      <w:pPr>
-        <w:rPr>
-          <w:rFonts w:ascii="Times New Roman" w:hAnsi="Times New Roman" w:cs="Times New Roman"/>
-        </w:rPr>
-      </w:pPr>
-      <w:r>
-        <w:rPr>
-          <w:rFonts w:ascii="Times New Roman" w:hAnsi="Times New Roman" w:cs="Times New Roman"/>
+        <w:t xml:space="preserve">PUT </w:t>
+      </w:r>
+      <w:r>
+        <w:rPr>
+          <w:rFonts w:ascii="Times New Roman" w:hAnsi="Times New Roman" w:cs="Times New Roman"/>
+        </w:rPr>
+        <w:t>Tarea por titulo</w:t>
+      </w:r>
+    </w:p>
+    <w:p>
+      <w:pPr>
+        <w:rPr>
+          <w:rFonts w:ascii="Times New Roman" w:hAnsi="Times New Roman" w:cs="Times New Roman"/>
+        </w:rPr>
+      </w:pPr>
+      <w:r>
+        <w:rPr>
+          <w:rFonts w:ascii="Times New Roman" w:hAnsi="Times New Roman" w:cs="Times New Roman"/>
+          <w:noProof/>
         </w:rPr>
         <w:drawing>
           <wp:inline distT="0" distB="0" distL="0" distR="0" wp14:anchorId="6D0F4559" wp14:editId="06EEFFBB">
@@ -446,15 +409,7 @@
           <w:b/>
           <w:bCs/>
         </w:rPr>
-        <w:t>DELETE</w:t>
-      </w:r>
-      <w:r>
-        <w:rPr>
-          <w:rFonts w:ascii="Times New Roman" w:hAnsi="Times New Roman" w:cs="Times New Roman"/>
-          <w:b/>
-          <w:bCs/>
-        </w:rPr>
-        <w:t xml:space="preserve"> </w:t>
+        <w:t xml:space="preserve">DELETE </w:t>
       </w:r>
       <w:r>
         <w:rPr>
@@ -478,6 +433,7 @@
       <w:r>
         <w:rPr>
           <w:rFonts w:ascii="Times New Roman" w:hAnsi="Times New Roman" w:cs="Times New Roman"/>
+          <w:noProof/>
         </w:rPr>
         <w:lastRenderedPageBreak/>
         <w:drawing>
@@ -554,6 +510,7 @@
       <w:r>
         <w:rPr>
           <w:rFonts w:ascii="Times New Roman" w:hAnsi="Times New Roman" w:cs="Times New Roman"/>
+          <w:noProof/>
         </w:rPr>
         <w:drawing>
           <wp:inline distT="0" distB="0" distL="0" distR="0" wp14:anchorId="58F9480C" wp14:editId="57A1651C">
@@ -580,6 +537,222 @@
                     <a:xfrm>
                       <a:off x="0" y="0"/>
                       <a:ext cx="5612130" cy="2877185"/>
+                    </a:xfrm>
+                    <a:prstGeom prst="rect">
+                      <a:avLst/>
+                    </a:prstGeom>
+                  </pic:spPr>
+                </pic:pic>
+              </a:graphicData>
+            </a:graphic>
+          </wp:inline>
+        </w:drawing>
+      </w:r>
+    </w:p>
+    <w:p>
+      <w:pPr>
+        <w:rPr>
+          <w:rFonts w:ascii="Times New Roman" w:hAnsi="Times New Roman" w:cs="Times New Roman"/>
+        </w:rPr>
+      </w:pPr>
+      <w:r>
+        <w:rPr>
+          <w:rFonts w:ascii="Times New Roman" w:hAnsi="Times New Roman" w:cs="Times New Roman"/>
+          <w:b/>
+          <w:bCs/>
+        </w:rPr>
+        <w:t>POST</w:t>
+      </w:r>
+      <w:r>
+        <w:rPr>
+          <w:rFonts w:ascii="Times New Roman" w:hAnsi="Times New Roman" w:cs="Times New Roman"/>
+          <w:b/>
+          <w:bCs/>
+        </w:rPr>
+        <w:t xml:space="preserve"> </w:t>
+      </w:r>
+      <w:r>
+        <w:rPr>
+          <w:rFonts w:ascii="Times New Roman" w:hAnsi="Times New Roman" w:cs="Times New Roman"/>
+        </w:rPr>
+        <w:t>Deshacer</w:t>
+      </w:r>
+    </w:p>
+    <w:p>
+      <w:pPr>
+        <w:rPr>
+          <w:rFonts w:ascii="Times New Roman" w:hAnsi="Times New Roman" w:cs="Times New Roman"/>
+        </w:rPr>
+      </w:pPr>
+      <w:r>
+        <w:rPr>
+          <w:rFonts w:ascii="Times New Roman" w:hAnsi="Times New Roman" w:cs="Times New Roman"/>
+        </w:rPr>
+        <w:lastRenderedPageBreak/>
+        <w:drawing>
+          <wp:inline distT="0" distB="0" distL="0" distR="0" wp14:anchorId="45FD262C" wp14:editId="486E576E">
+            <wp:extent cx="5612130" cy="2834005"/>
+            <wp:effectExtent l="0" t="0" r="7620" b="4445"/>
+            <wp:docPr id="703142764" name="Imagen 1"/>
+            <wp:cNvGraphicFramePr>
+              <a:graphicFrameLocks xmlns:a="http://schemas.openxmlformats.org/drawingml/2006/main" noChangeAspect="1"/>
+            </wp:cNvGraphicFramePr>
+            <a:graphic xmlns:a="http://schemas.openxmlformats.org/drawingml/2006/main">
+              <a:graphicData uri="http://schemas.openxmlformats.org/drawingml/2006/picture">
+                <pic:pic xmlns:pic="http://schemas.openxmlformats.org/drawingml/2006/picture">
+                  <pic:nvPicPr>
+                    <pic:cNvPr id="703142764" name=""/>
+                    <pic:cNvPicPr/>
+                  </pic:nvPicPr>
+                  <pic:blipFill>
+                    <a:blip r:embed="rId11"/>
+                    <a:stretch>
+                      <a:fillRect/>
+                    </a:stretch>
+                  </pic:blipFill>
+                  <pic:spPr>
+                    <a:xfrm>
+                      <a:off x="0" y="0"/>
+                      <a:ext cx="5612130" cy="2834005"/>
+                    </a:xfrm>
+                    <a:prstGeom prst="rect">
+                      <a:avLst/>
+                    </a:prstGeom>
+                  </pic:spPr>
+                </pic:pic>
+              </a:graphicData>
+            </a:graphic>
+          </wp:inline>
+        </w:drawing>
+      </w:r>
+    </w:p>
+    <w:p>
+      <w:pPr>
+        <w:rPr>
+          <w:rFonts w:ascii="Times New Roman" w:hAnsi="Times New Roman" w:cs="Times New Roman"/>
+        </w:rPr>
+      </w:pPr>
+      <w:r>
+        <w:rPr>
+          <w:rFonts w:ascii="Times New Roman" w:hAnsi="Times New Roman" w:cs="Times New Roman"/>
+          <w:b/>
+          <w:bCs/>
+        </w:rPr>
+        <w:t>GET</w:t>
+      </w:r>
+      <w:r>
+        <w:rPr>
+          <w:rFonts w:ascii="Times New Roman" w:hAnsi="Times New Roman" w:cs="Times New Roman"/>
+        </w:rPr>
+        <w:t xml:space="preserve"> Pendientes</w:t>
+      </w:r>
+    </w:p>
+    <w:p>
+      <w:pPr>
+        <w:rPr>
+          <w:rFonts w:ascii="Times New Roman" w:hAnsi="Times New Roman" w:cs="Times New Roman"/>
+        </w:rPr>
+      </w:pPr>
+      <w:r>
+        <w:rPr>
+          <w:rFonts w:ascii="Times New Roman" w:hAnsi="Times New Roman" w:cs="Times New Roman"/>
+        </w:rPr>
+        <w:drawing>
+          <wp:inline distT="0" distB="0" distL="0" distR="0" wp14:anchorId="347DC367" wp14:editId="2D0A801A">
+            <wp:extent cx="5612130" cy="2718435"/>
+            <wp:effectExtent l="0" t="0" r="7620" b="5715"/>
+            <wp:docPr id="222339818" name="Imagen 1"/>
+            <wp:cNvGraphicFramePr>
+              <a:graphicFrameLocks xmlns:a="http://schemas.openxmlformats.org/drawingml/2006/main" noChangeAspect="1"/>
+            </wp:cNvGraphicFramePr>
+            <a:graphic xmlns:a="http://schemas.openxmlformats.org/drawingml/2006/main">
+              <a:graphicData uri="http://schemas.openxmlformats.org/drawingml/2006/picture">
+                <pic:pic xmlns:pic="http://schemas.openxmlformats.org/drawingml/2006/picture">
+                  <pic:nvPicPr>
+                    <pic:cNvPr id="222339818" name=""/>
+                    <pic:cNvPicPr/>
+                  </pic:nvPicPr>
+                  <pic:blipFill>
+                    <a:blip r:embed="rId12"/>
+                    <a:stretch>
+                      <a:fillRect/>
+                    </a:stretch>
+                  </pic:blipFill>
+                  <pic:spPr>
+                    <a:xfrm>
+                      <a:off x="0" y="0"/>
+                      <a:ext cx="5612130" cy="2718435"/>
+                    </a:xfrm>
+                    <a:prstGeom prst="rect">
+                      <a:avLst/>
+                    </a:prstGeom>
+                  </pic:spPr>
+                </pic:pic>
+              </a:graphicData>
+            </a:graphic>
+          </wp:inline>
+        </w:drawing>
+      </w:r>
+    </w:p>
+    <w:p>
+      <w:pPr>
+        <w:rPr>
+          <w:rFonts w:ascii="Times New Roman" w:hAnsi="Times New Roman" w:cs="Times New Roman"/>
+        </w:rPr>
+      </w:pPr>
+      <w:r>
+        <w:rPr>
+          <w:rFonts w:ascii="Times New Roman" w:hAnsi="Times New Roman" w:cs="Times New Roman"/>
+          <w:b/>
+          <w:bCs/>
+        </w:rPr>
+        <w:t>POST</w:t>
+      </w:r>
+      <w:r>
+        <w:rPr>
+          <w:rFonts w:ascii="Times New Roman" w:hAnsi="Times New Roman" w:cs="Times New Roman"/>
+        </w:rPr>
+        <w:t xml:space="preserve"> Atender</w:t>
+      </w:r>
+    </w:p>
+    <w:p>
+      <w:pPr>
+        <w:rPr>
+          <w:rFonts w:ascii="Times New Roman" w:hAnsi="Times New Roman" w:cs="Times New Roman"/>
+          <w:u w:val="single"/>
+        </w:rPr>
+      </w:pPr>
+      <w:r>
+        <w:rPr>
+          <w:rFonts w:ascii="Times New Roman" w:hAnsi="Times New Roman" w:cs="Times New Roman"/>
+          <w:u w:val="single"/>
+        </w:rPr>
+        <w:lastRenderedPageBreak/>
+        <w:drawing>
+          <wp:inline distT="0" distB="0" distL="0" distR="0" wp14:anchorId="64C52C04" wp14:editId="290F1FDE">
+            <wp:extent cx="5612130" cy="2721610"/>
+            <wp:effectExtent l="0" t="0" r="7620" b="2540"/>
+            <wp:docPr id="1394302846" name="Imagen 1"/>
+            <wp:cNvGraphicFramePr>
+              <a:graphicFrameLocks xmlns:a="http://schemas.openxmlformats.org/drawingml/2006/main" noChangeAspect="1"/>
+            </wp:cNvGraphicFramePr>
+            <a:graphic xmlns:a="http://schemas.openxmlformats.org/drawingml/2006/main">
+              <a:graphicData uri="http://schemas.openxmlformats.org/drawingml/2006/picture">
+                <pic:pic xmlns:pic="http://schemas.openxmlformats.org/drawingml/2006/picture">
+                  <pic:nvPicPr>
+                    <pic:cNvPr id="1394302846" name=""/>
+                    <pic:cNvPicPr/>
+                  </pic:nvPicPr>
+                  <pic:blipFill>
+                    <a:blip r:embed="rId13"/>
+                    <a:stretch>
+                      <a:fillRect/>
+                    </a:stretch>
+                  </pic:blipFill>
+                  <pic:spPr>
+                    <a:xfrm>
+                      <a:off x="0" y="0"/>
+                      <a:ext cx="5612130" cy="2721610"/>
                     </a:xfrm>
                     <a:prstGeom prst="rect">
                       <a:avLst/>

--- a/Entrega N1 Proyecto Estructura de Datos y Algoritmos II.docx
+++ b/Entrega N1 Proyecto Estructura de Datos y Algoritmos II.docx
@@ -561,15 +561,7 @@
           <w:b/>
           <w:bCs/>
         </w:rPr>
-        <w:t>POST</w:t>
-      </w:r>
-      <w:r>
-        <w:rPr>
-          <w:rFonts w:ascii="Times New Roman" w:hAnsi="Times New Roman" w:cs="Times New Roman"/>
-          <w:b/>
-          <w:bCs/>
-        </w:rPr>
-        <w:t xml:space="preserve"> </w:t>
+        <w:t xml:space="preserve">POST </w:t>
       </w:r>
       <w:r>
         <w:rPr>
@@ -587,6 +579,7 @@
       <w:r>
         <w:rPr>
           <w:rFonts w:ascii="Times New Roman" w:hAnsi="Times New Roman" w:cs="Times New Roman"/>
+          <w:noProof/>
         </w:rPr>
         <w:lastRenderedPageBreak/>
         <w:drawing>
@@ -656,6 +649,7 @@
       <w:r>
         <w:rPr>
           <w:rFonts w:ascii="Times New Roman" w:hAnsi="Times New Roman" w:cs="Times New Roman"/>
+          <w:noProof/>
         </w:rPr>
         <w:drawing>
           <wp:inline distT="0" distB="0" distL="0" distR="0" wp14:anchorId="347DC367" wp14:editId="2D0A801A">
@@ -725,6 +719,7 @@
       <w:r>
         <w:rPr>
           <w:rFonts w:ascii="Times New Roman" w:hAnsi="Times New Roman" w:cs="Times New Roman"/>
+          <w:noProof/>
           <w:u w:val="single"/>
         </w:rPr>
         <w:lastRenderedPageBreak/>
@@ -753,6 +748,229 @@
                     <a:xfrm>
                       <a:off x="0" y="0"/>
                       <a:ext cx="5612130" cy="2721610"/>
+                    </a:xfrm>
+                    <a:prstGeom prst="rect">
+                      <a:avLst/>
+                    </a:prstGeom>
+                  </pic:spPr>
+                </pic:pic>
+              </a:graphicData>
+            </a:graphic>
+          </wp:inline>
+        </w:drawing>
+      </w:r>
+    </w:p>
+    <w:p>
+      <w:pPr>
+        <w:rPr>
+          <w:rFonts w:ascii="Times New Roman" w:hAnsi="Times New Roman" w:cs="Times New Roman"/>
+        </w:rPr>
+      </w:pPr>
+      <w:r>
+        <w:rPr>
+          <w:rFonts w:ascii="Times New Roman" w:hAnsi="Times New Roman" w:cs="Times New Roman"/>
+          <w:b/>
+          <w:bCs/>
+        </w:rPr>
+        <w:t>POST</w:t>
+      </w:r>
+      <w:r>
+        <w:rPr>
+          <w:rFonts w:ascii="Times New Roman" w:hAnsi="Times New Roman" w:cs="Times New Roman"/>
+        </w:rPr>
+        <w:t xml:space="preserve"> Relaciones</w:t>
+      </w:r>
+    </w:p>
+    <w:p>
+      <w:pPr>
+        <w:rPr>
+          <w:rFonts w:ascii="Times New Roman" w:hAnsi="Times New Roman" w:cs="Times New Roman"/>
+          <w:u w:val="single"/>
+        </w:rPr>
+      </w:pPr>
+      <w:r>
+        <w:rPr>
+          <w:rFonts w:ascii="Times New Roman" w:hAnsi="Times New Roman" w:cs="Times New Roman"/>
+          <w:u w:val="single"/>
+        </w:rPr>
+        <w:drawing>
+          <wp:inline distT="0" distB="0" distL="0" distR="0" wp14:anchorId="583872D3" wp14:editId="56878519">
+            <wp:extent cx="5612130" cy="2857500"/>
+            <wp:effectExtent l="0" t="0" r="7620" b="0"/>
+            <wp:docPr id="488354924" name="Imagen 1"/>
+            <wp:cNvGraphicFramePr>
+              <a:graphicFrameLocks xmlns:a="http://schemas.openxmlformats.org/drawingml/2006/main" noChangeAspect="1"/>
+            </wp:cNvGraphicFramePr>
+            <a:graphic xmlns:a="http://schemas.openxmlformats.org/drawingml/2006/main">
+              <a:graphicData uri="http://schemas.openxmlformats.org/drawingml/2006/picture">
+                <pic:pic xmlns:pic="http://schemas.openxmlformats.org/drawingml/2006/picture">
+                  <pic:nvPicPr>
+                    <pic:cNvPr id="488354924" name=""/>
+                    <pic:cNvPicPr/>
+                  </pic:nvPicPr>
+                  <pic:blipFill>
+                    <a:blip r:embed="rId14"/>
+                    <a:stretch>
+                      <a:fillRect/>
+                    </a:stretch>
+                  </pic:blipFill>
+                  <pic:spPr>
+                    <a:xfrm>
+                      <a:off x="0" y="0"/>
+                      <a:ext cx="5612130" cy="2857500"/>
+                    </a:xfrm>
+                    <a:prstGeom prst="rect">
+                      <a:avLst/>
+                    </a:prstGeom>
+                  </pic:spPr>
+                </pic:pic>
+              </a:graphicData>
+            </a:graphic>
+          </wp:inline>
+        </w:drawing>
+      </w:r>
+    </w:p>
+    <w:p>
+      <w:pPr>
+        <w:rPr>
+          <w:rFonts w:ascii="Times New Roman" w:hAnsi="Times New Roman" w:cs="Times New Roman"/>
+        </w:rPr>
+      </w:pPr>
+      <w:r>
+        <w:rPr>
+          <w:rFonts w:ascii="Times New Roman" w:hAnsi="Times New Roman" w:cs="Times New Roman"/>
+          <w:b/>
+          <w:bCs/>
+        </w:rPr>
+        <w:t>GET</w:t>
+      </w:r>
+      <w:r>
+        <w:rPr>
+          <w:rFonts w:ascii="Times New Roman" w:hAnsi="Times New Roman" w:cs="Times New Roman"/>
+        </w:rPr>
+        <w:t xml:space="preserve"> Relaciones por Tarea</w:t>
+      </w:r>
+    </w:p>
+    <w:p>
+      <w:pPr>
+        <w:rPr>
+          <w:rFonts w:ascii="Times New Roman" w:hAnsi="Times New Roman" w:cs="Times New Roman"/>
+          <w:u w:val="single"/>
+        </w:rPr>
+      </w:pPr>
+      <w:r>
+        <w:rPr>
+          <w:rFonts w:ascii="Times New Roman" w:hAnsi="Times New Roman" w:cs="Times New Roman"/>
+          <w:u w:val="single"/>
+        </w:rPr>
+        <w:lastRenderedPageBreak/>
+        <w:drawing>
+          <wp:inline distT="0" distB="0" distL="0" distR="0" wp14:anchorId="078E0E03" wp14:editId="134AAED6">
+            <wp:extent cx="5612130" cy="2840355"/>
+            <wp:effectExtent l="0" t="0" r="7620" b="0"/>
+            <wp:docPr id="1429567197" name="Imagen 1"/>
+            <wp:cNvGraphicFramePr>
+              <a:graphicFrameLocks xmlns:a="http://schemas.openxmlformats.org/drawingml/2006/main" noChangeAspect="1"/>
+            </wp:cNvGraphicFramePr>
+            <a:graphic xmlns:a="http://schemas.openxmlformats.org/drawingml/2006/main">
+              <a:graphicData uri="http://schemas.openxmlformats.org/drawingml/2006/picture">
+                <pic:pic xmlns:pic="http://schemas.openxmlformats.org/drawingml/2006/picture">
+                  <pic:nvPicPr>
+                    <pic:cNvPr id="1429567197" name=""/>
+                    <pic:cNvPicPr/>
+                  </pic:nvPicPr>
+                  <pic:blipFill>
+                    <a:blip r:embed="rId15"/>
+                    <a:stretch>
+                      <a:fillRect/>
+                    </a:stretch>
+                  </pic:blipFill>
+                  <pic:spPr>
+                    <a:xfrm>
+                      <a:off x="0" y="0"/>
+                      <a:ext cx="5612130" cy="2840355"/>
+                    </a:xfrm>
+                    <a:prstGeom prst="rect">
+                      <a:avLst/>
+                    </a:prstGeom>
+                  </pic:spPr>
+                </pic:pic>
+              </a:graphicData>
+            </a:graphic>
+          </wp:inline>
+        </w:drawing>
+      </w:r>
+    </w:p>
+    <w:p>
+      <w:pPr>
+        <w:rPr>
+          <w:rFonts w:ascii="Times New Roman" w:hAnsi="Times New Roman" w:cs="Times New Roman"/>
+        </w:rPr>
+      </w:pPr>
+      <w:r>
+        <w:rPr>
+          <w:rFonts w:ascii="Times New Roman" w:hAnsi="Times New Roman" w:cs="Times New Roman"/>
+          <w:b/>
+          <w:bCs/>
+        </w:rPr>
+        <w:t>GET</w:t>
+      </w:r>
+      <w:r>
+        <w:rPr>
+          <w:rFonts w:ascii="Times New Roman" w:hAnsi="Times New Roman" w:cs="Times New Roman"/>
+        </w:rPr>
+        <w:t xml:space="preserve"> </w:t>
+      </w:r>
+      <w:r>
+        <w:rPr>
+          <w:rFonts w:ascii="Times New Roman" w:hAnsi="Times New Roman" w:cs="Times New Roman"/>
+        </w:rPr>
+        <w:t>Grado</w:t>
+      </w:r>
+      <w:r>
+        <w:rPr>
+          <w:rFonts w:ascii="Times New Roman" w:hAnsi="Times New Roman" w:cs="Times New Roman"/>
+        </w:rPr>
+        <w:t xml:space="preserve"> por Tarea</w:t>
+      </w:r>
+    </w:p>
+    <w:p>
+      <w:pPr>
+        <w:rPr>
+          <w:rFonts w:ascii="Times New Roman" w:hAnsi="Times New Roman" w:cs="Times New Roman"/>
+          <w:u w:val="single"/>
+        </w:rPr>
+      </w:pPr>
+      <w:r>
+        <w:rPr>
+          <w:rFonts w:ascii="Times New Roman" w:hAnsi="Times New Roman" w:cs="Times New Roman"/>
+          <w:u w:val="single"/>
+        </w:rPr>
+        <w:drawing>
+          <wp:inline distT="0" distB="0" distL="0" distR="0" wp14:anchorId="4EA3E6CC" wp14:editId="73B35E48">
+            <wp:extent cx="5612130" cy="2881630"/>
+            <wp:effectExtent l="0" t="0" r="7620" b="0"/>
+            <wp:docPr id="867920332" name="Imagen 1"/>
+            <wp:cNvGraphicFramePr>
+              <a:graphicFrameLocks xmlns:a="http://schemas.openxmlformats.org/drawingml/2006/main" noChangeAspect="1"/>
+            </wp:cNvGraphicFramePr>
+            <a:graphic xmlns:a="http://schemas.openxmlformats.org/drawingml/2006/main">
+              <a:graphicData uri="http://schemas.openxmlformats.org/drawingml/2006/picture">
+                <pic:pic xmlns:pic="http://schemas.openxmlformats.org/drawingml/2006/picture">
+                  <pic:nvPicPr>
+                    <pic:cNvPr id="867920332" name=""/>
+                    <pic:cNvPicPr/>
+                  </pic:nvPicPr>
+                  <pic:blipFill>
+                    <a:blip r:embed="rId16"/>
+                    <a:stretch>
+                      <a:fillRect/>
+                    </a:stretch>
+                  </pic:blipFill>
+                  <pic:spPr>
+                    <a:xfrm>
+                      <a:off x="0" y="0"/>
+                      <a:ext cx="5612130" cy="2881630"/>
                     </a:xfrm>
                     <a:prstGeom prst="rect">
                       <a:avLst/>
